--- a/REI-Recogida-de-datos/01 - Fase 1 - Informe grupal.docx
+++ b/REI-Recogida-de-datos/01 - Fase 1 - Informe grupal.docx
@@ -616,7 +616,7 @@
           </w14:textOutline>
         </w:rPr>
         <w:drawing>
-          <wp:anchor distT="0" distB="0" distL="114300" distR="114300" simplePos="0" relativeHeight="251693056" behindDoc="0" locked="0" layoutInCell="1" allowOverlap="1" wp14:anchorId="2E4AB73F" wp14:editId="07A294AF">
+          <wp:anchor distT="0" distB="0" distL="114300" distR="114300" simplePos="0" relativeHeight="251693056" behindDoc="0" locked="0" layoutInCell="1" allowOverlap="1" wp14:anchorId="2E4AB73F" wp14:editId="7082F54F">
             <wp:simplePos x="0" y="0"/>
             <wp:positionH relativeFrom="margin">
               <wp:posOffset>6149975</wp:posOffset>
@@ -1663,8 +1663,8 @@
         <w:rPr>
           <w:rFonts w:ascii="Ink Free" w:eastAsia="Century" w:hAnsi="Ink Free" w:cs="Century"/>
           <w:color w:val="4472C4" w:themeColor="accent1"/>
-          <w:sz w:val="52"/>
-          <w:szCs w:val="52"/>
+          <w:sz w:val="40"/>
+          <w:szCs w:val="40"/>
           <w14:shadow w14:blurRad="38100" w14:dist="25400" w14:dir="5400000" w14:sx="100000" w14:sy="100000" w14:kx="0" w14:ky="0" w14:algn="ctr">
             <w14:srgbClr w14:val="6E747A">
               <w14:alpha w14:val="57000"/>
@@ -1681,8 +1681,8 @@
         <w:rPr>
           <w:rFonts w:ascii="Ink Free" w:eastAsia="Century" w:hAnsi="Ink Free" w:cs="Century"/>
           <w:color w:val="4472C4" w:themeColor="accent1"/>
-          <w:sz w:val="52"/>
-          <w:szCs w:val="52"/>
+          <w:sz w:val="40"/>
+          <w:szCs w:val="40"/>
           <w14:shadow w14:blurRad="38100" w14:dist="25400" w14:dir="5400000" w14:sx="100000" w14:sy="100000" w14:kx="0" w14:ky="0" w14:algn="ctr">
             <w14:srgbClr w14:val="6E747A">
               <w14:alpha w14:val="57000"/>
@@ -1702,8 +1702,8 @@
           <w:b/>
           <w:bCs/>
           <w:color w:val="4472C4" w:themeColor="accent1"/>
-          <w:sz w:val="52"/>
-          <w:szCs w:val="52"/>
+          <w:sz w:val="40"/>
+          <w:szCs w:val="40"/>
           <w14:shadow w14:blurRad="38100" w14:dist="25400" w14:dir="5400000" w14:sx="100000" w14:sy="100000" w14:kx="0" w14:ky="0" w14:algn="ctr">
             <w14:srgbClr w14:val="6E747A">
               <w14:alpha w14:val="57000"/>
@@ -1737,7 +1737,53 @@
           <w:sz w:val="24"/>
           <w:szCs w:val="24"/>
         </w:rPr>
-        <w:t>Teniu un màxim de 30 minuts per recollir informació sobre l’ampolla</w:t>
+        <w:t xml:space="preserve">Teniu </w:t>
+      </w:r>
+      <w:r>
+        <w:rPr>
+          <w:sz w:val="24"/>
+          <w:szCs w:val="24"/>
+        </w:rPr>
+        <w:t>fins al final de la sessió</w:t>
+      </w:r>
+      <w:r>
+        <w:rPr>
+          <w:sz w:val="24"/>
+          <w:szCs w:val="24"/>
+        </w:rPr>
+        <w:t xml:space="preserve"> per recollir informació sobre</w:t>
+      </w:r>
+      <w:r>
+        <w:rPr>
+          <w:sz w:val="24"/>
+          <w:szCs w:val="24"/>
+        </w:rPr>
+        <w:t xml:space="preserve"> </w:t>
+      </w:r>
+      <w:r>
+        <w:rPr>
+          <w:b/>
+          <w:bCs/>
+          <w:sz w:val="24"/>
+          <w:szCs w:val="24"/>
+        </w:rPr>
+        <w:t xml:space="preserve">la composició de </w:t>
+      </w:r>
+      <w:r>
+        <w:rPr>
+          <w:sz w:val="24"/>
+          <w:szCs w:val="24"/>
+        </w:rPr>
+        <w:t xml:space="preserve"> </w:t>
+      </w:r>
+      <w:r>
+        <w:rPr>
+          <w:b/>
+          <w:bCs/>
+          <w:sz w:val="24"/>
+          <w:szCs w:val="24"/>
+        </w:rPr>
+        <w:t>l’ampolla</w:t>
       </w:r>
       <w:r>
         <w:rPr>
@@ -1972,14 +2018,20 @@
     </w:p>
     <w:p/>
     <w:p>
+      <w:pPr>
+        <w:rPr>
+          <w:sz w:val="16"/>
+          <w:szCs w:val="16"/>
+        </w:rPr>
+      </w:pPr>
       <w:r>
         <w:rPr>
           <w:rFonts w:ascii="Ink Free" w:eastAsia="Century" w:hAnsi="Ink Free" w:cs="Century"/>
           <w:b/>
           <w:bCs/>
           <w:color w:val="4472C4" w:themeColor="accent1"/>
-          <w:sz w:val="52"/>
-          <w:szCs w:val="52"/>
+          <w:sz w:val="40"/>
+          <w:szCs w:val="40"/>
           <w14:shadow w14:blurRad="38100" w14:dist="25400" w14:dir="5400000" w14:sx="100000" w14:sy="100000" w14:kx="0" w14:ky="0" w14:algn="ctr">
             <w14:srgbClr w14:val="6E747A">
               <w14:alpha w14:val="57000"/>
@@ -1997,8 +2049,8 @@
         <w:rPr>
           <w:rFonts w:ascii="Ink Free" w:eastAsia="Century" w:hAnsi="Ink Free" w:cs="Century"/>
           <w:color w:val="4472C4" w:themeColor="accent1"/>
-          <w:sz w:val="52"/>
-          <w:szCs w:val="52"/>
+          <w:sz w:val="40"/>
+          <w:szCs w:val="40"/>
           <w14:shadow w14:blurRad="38100" w14:dist="25400" w14:dir="5400000" w14:sx="100000" w14:sy="100000" w14:kx="0" w14:ky="0" w14:algn="ctr">
             <w14:srgbClr w14:val="6E747A">
               <w14:alpha w14:val="57000"/>
@@ -2010,7 +2062,26 @@
             <w14:round/>
           </w14:textOutline>
         </w:rPr>
-        <w:t>: hipòtesis</w:t>
+        <w:t xml:space="preserve">: </w:t>
+      </w:r>
+      <w:r>
+        <w:rPr>
+          <w:rFonts w:ascii="Ink Free" w:eastAsia="Century" w:hAnsi="Ink Free" w:cs="Century"/>
+          <w:color w:val="4472C4" w:themeColor="accent1"/>
+          <w:sz w:val="40"/>
+          <w:szCs w:val="40"/>
+          <w14:shadow w14:blurRad="38100" w14:dist="25400" w14:dir="5400000" w14:sx="100000" w14:sy="100000" w14:kx="0" w14:ky="0" w14:algn="ctr">
+            <w14:srgbClr w14:val="6E747A">
+              <w14:alpha w14:val="57000"/>
+            </w14:srgbClr>
+          </w14:shadow>
+          <w14:textOutline w14:w="0" w14:cap="flat" w14:cmpd="sng" w14:algn="ctr">
+            <w14:noFill/>
+            <w14:prstDash w14:val="solid"/>
+            <w14:round/>
+          </w14:textOutline>
+        </w:rPr>
+        <w:t>Hipòtesis sobre la composició de l’ampolla</w:t>
       </w:r>
     </w:p>
     <w:p>
@@ -2115,8 +2186,8 @@
           <w:b/>
           <w:bCs/>
           <w:color w:val="4472C4" w:themeColor="accent1"/>
-          <w:sz w:val="52"/>
-          <w:szCs w:val="52"/>
+          <w:sz w:val="40"/>
+          <w:szCs w:val="40"/>
           <w14:shadow w14:blurRad="38100" w14:dist="25400" w14:dir="5400000" w14:sx="100000" w14:sy="100000" w14:kx="0" w14:ky="0" w14:algn="ctr">
             <w14:srgbClr w14:val="6E747A">
               <w14:alpha w14:val="57000"/>
@@ -2135,8 +2206,8 @@
           <w:b/>
           <w:bCs/>
           <w:color w:val="4472C4" w:themeColor="accent1"/>
-          <w:sz w:val="52"/>
-          <w:szCs w:val="52"/>
+          <w:sz w:val="40"/>
+          <w:szCs w:val="40"/>
           <w14:shadow w14:blurRad="38100" w14:dist="25400" w14:dir="5400000" w14:sx="100000" w14:sy="100000" w14:kx="0" w14:ky="0" w14:algn="ctr">
             <w14:srgbClr w14:val="6E747A">
               <w14:alpha w14:val="57000"/>
@@ -2369,975 +2440,13 @@
         </mc:AlternateContent>
       </w:r>
     </w:p>
-    <w:p>
-      <w:pPr>
-        <w:spacing w:after="0"/>
-        <w:rPr>
-          <w:rFonts w:ascii="Ink Free" w:eastAsia="Century" w:hAnsi="Ink Free" w:cs="Century"/>
-          <w:b/>
-          <w:bCs/>
-          <w:color w:val="4472C4" w:themeColor="accent1"/>
-          <w:sz w:val="52"/>
-          <w:szCs w:val="52"/>
-          <w14:shadow w14:blurRad="38100" w14:dist="25400" w14:dir="5400000" w14:sx="100000" w14:sy="100000" w14:kx="0" w14:ky="0" w14:algn="ctr">
-            <w14:srgbClr w14:val="6E747A">
-              <w14:alpha w14:val="57000"/>
-            </w14:srgbClr>
-          </w14:shadow>
-          <w14:textOutline w14:w="0" w14:cap="flat" w14:cmpd="sng" w14:algn="ctr">
-            <w14:noFill/>
-            <w14:prstDash w14:val="solid"/>
-            <w14:round/>
-          </w14:textOutline>
-        </w:rPr>
-      </w:pPr>
-      <w:r>
-        <w:rPr>
-          <w:rFonts w:ascii="Ink Free" w:eastAsia="Century" w:hAnsi="Ink Free" w:cs="Century"/>
-          <w:b/>
-          <w:bCs/>
-          <w:color w:val="4472C4" w:themeColor="accent1"/>
-          <w:sz w:val="52"/>
-          <w:szCs w:val="52"/>
-          <w14:shadow w14:blurRad="38100" w14:dist="25400" w14:dir="5400000" w14:sx="100000" w14:sy="100000" w14:kx="0" w14:ky="0" w14:algn="ctr">
-            <w14:srgbClr w14:val="6E747A">
-              <w14:alpha w14:val="57000"/>
-            </w14:srgbClr>
-          </w14:shadow>
-          <w14:textOutline w14:w="0" w14:cap="flat" w14:cmpd="sng" w14:algn="ctr">
-            <w14:noFill/>
-            <w14:prstDash w14:val="solid"/>
-            <w14:round/>
-          </w14:textOutline>
-        </w:rPr>
-        <w:lastRenderedPageBreak/>
-        <w:t>Com s’organitza un estudi (estadístic)?</w:t>
-      </w:r>
-    </w:p>
-    <w:p>
-      <w:pPr>
-        <w:spacing w:after="0"/>
-        <w:rPr>
-          <w:b/>
-          <w:bCs/>
-        </w:rPr>
-      </w:pPr>
-      <w:r>
-        <w:t>Ara que tenim clar l’objectiu</w:t>
-      </w:r>
-      <w:r>
-        <w:t xml:space="preserve">, anem a </w:t>
-      </w:r>
-      <w:r>
-        <w:t>reflexionar sobre algunes</w:t>
-      </w:r>
-      <w:r>
-        <w:t xml:space="preserve"> accions</w:t>
-      </w:r>
-      <w:r>
-        <w:t xml:space="preserve">. </w:t>
-      </w:r>
-      <w:r>
-        <w:t xml:space="preserve">Penseu què creieu que volen dir i </w:t>
-      </w:r>
-      <w:r>
-        <w:rPr>
-          <w:b/>
-          <w:bCs/>
-        </w:rPr>
-        <w:t>escriviu un</w:t>
-      </w:r>
-      <w:r>
-        <w:rPr>
-          <w:b/>
-          <w:bCs/>
-        </w:rPr>
-        <w:t>a descripció o un</w:t>
-      </w:r>
-      <w:r>
-        <w:rPr>
-          <w:b/>
-          <w:bCs/>
-        </w:rPr>
-        <w:t xml:space="preserve"> exemple concret, relacionat amb les ampolles.</w:t>
-      </w:r>
-    </w:p>
-    <w:p>
-      <w:pPr>
-        <w:spacing w:after="0"/>
-        <w:rPr>
-          <w:b/>
-          <w:bCs/>
-        </w:rPr>
-      </w:pPr>
-      <w:r>
-        <w:rPr>
-          <w:i/>
-          <w:iCs/>
-          <w:noProof/>
-        </w:rPr>
-        <w:drawing>
-          <wp:anchor distT="0" distB="0" distL="114300" distR="114300" simplePos="0" relativeHeight="251691008" behindDoc="1" locked="0" layoutInCell="1" allowOverlap="1" wp14:anchorId="5168D4D7" wp14:editId="5611314A">
-            <wp:simplePos x="0" y="0"/>
-            <wp:positionH relativeFrom="margin">
-              <wp:align>right</wp:align>
-            </wp:positionH>
-            <wp:positionV relativeFrom="paragraph">
-              <wp:posOffset>43180</wp:posOffset>
-            </wp:positionV>
-            <wp:extent cx="6704785" cy="7829550"/>
-            <wp:effectExtent l="0" t="0" r="1270" b="0"/>
-            <wp:wrapNone/>
-            <wp:docPr id="600738671" name="Picture 3" descr="A white screen with black border&#10;&#10;AI-generated content may be incorrect."/>
-            <wp:cNvGraphicFramePr>
-              <a:graphicFrameLocks xmlns:a="http://schemas.openxmlformats.org/drawingml/2006/main" noChangeAspect="1"/>
-            </wp:cNvGraphicFramePr>
-            <a:graphic xmlns:a="http://schemas.openxmlformats.org/drawingml/2006/main">
-              <a:graphicData uri="http://schemas.openxmlformats.org/drawingml/2006/picture">
-                <pic:pic xmlns:pic="http://schemas.openxmlformats.org/drawingml/2006/picture">
-                  <pic:nvPicPr>
-                    <pic:cNvPr id="600738671" name="Picture 3" descr="A white screen with black border&#10;&#10;AI-generated content may be incorrect."/>
-                    <pic:cNvPicPr>
-                      <a:picLocks noChangeAspect="1" noChangeArrowheads="1"/>
-                    </pic:cNvPicPr>
-                  </pic:nvPicPr>
-                  <pic:blipFill>
-                    <a:blip r:embed="rId13">
-                      <a:alphaModFix amt="85000"/>
-                      <a:extLst>
-                        <a:ext uri="{28A0092B-C50C-407E-A947-70E740481C1C}">
-                          <a14:useLocalDpi xmlns:a14="http://schemas.microsoft.com/office/drawing/2010/main" val="0"/>
-                        </a:ext>
-                      </a:extLst>
-                    </a:blip>
-                    <a:srcRect/>
-                    <a:stretch>
-                      <a:fillRect/>
-                    </a:stretch>
-                  </pic:blipFill>
-                  <pic:spPr bwMode="auto">
-                    <a:xfrm>
-                      <a:off x="0" y="0"/>
-                      <a:ext cx="6704785" cy="7829550"/>
-                    </a:xfrm>
-                    <a:prstGeom prst="rect">
-                      <a:avLst/>
-                    </a:prstGeom>
-                    <a:noFill/>
-                    <a:ln>
-                      <a:noFill/>
-                    </a:ln>
-                  </pic:spPr>
-                </pic:pic>
-              </a:graphicData>
-            </a:graphic>
-            <wp14:sizeRelH relativeFrom="page">
-              <wp14:pctWidth>0</wp14:pctWidth>
-            </wp14:sizeRelH>
-            <wp14:sizeRelV relativeFrom="page">
-              <wp14:pctHeight>0</wp14:pctHeight>
-            </wp14:sizeRelV>
-          </wp:anchor>
-        </w:drawing>
-      </w:r>
-    </w:p>
-    <w:p>
-      <w:pPr>
-        <w:spacing w:after="0"/>
-      </w:pPr>
-    </w:p>
-    <w:tbl>
-      <w:tblPr>
-        <w:tblStyle w:val="TableGrid"/>
-        <w:tblW w:w="0" w:type="auto"/>
-        <w:tblBorders>
-          <w:top w:val="none" w:sz="0" w:space="0" w:color="auto"/>
-          <w:left w:val="none" w:sz="0" w:space="0" w:color="auto"/>
-          <w:bottom w:val="none" w:sz="0" w:space="0" w:color="auto"/>
-          <w:right w:val="none" w:sz="0" w:space="0" w:color="auto"/>
-        </w:tblBorders>
-        <w:tblLook w:val="04A0" w:firstRow="1" w:lastRow="0" w:firstColumn="1" w:lastColumn="0" w:noHBand="0" w:noVBand="1"/>
-      </w:tblPr>
-      <w:tblGrid>
-        <w:gridCol w:w="2127"/>
-        <w:gridCol w:w="7938"/>
-      </w:tblGrid>
-      <w:tr>
-        <w:trPr>
-          <w:trHeight w:val="1049"/>
-        </w:trPr>
-        <w:tc>
-          <w:tcPr>
-            <w:tcW w:w="2127" w:type="dxa"/>
-            <w:vAlign w:val="center"/>
-          </w:tcPr>
-          <w:p>
-            <w:pPr>
-              <w:rPr>
-                <w:rFonts w:ascii="Ink Free" w:hAnsi="Ink Free"/>
-                <w:sz w:val="24"/>
-                <w:szCs w:val="24"/>
-              </w:rPr>
-            </w:pPr>
-            <w:r>
-              <w:rPr>
-                <w:rFonts w:ascii="Ink Free" w:hAnsi="Ink Free"/>
-                <w:b/>
-                <w:bCs/>
-                <w:sz w:val="24"/>
-                <w:szCs w:val="24"/>
-              </w:rPr>
-              <w:t xml:space="preserve">Generar </w:t>
-            </w:r>
-            <w:r>
-              <w:rPr>
-                <w:rFonts w:ascii="Ink Free" w:hAnsi="Ink Free"/>
-                <w:sz w:val="24"/>
-                <w:szCs w:val="24"/>
-              </w:rPr>
-              <w:t>hipòtesis</w:t>
-            </w:r>
-          </w:p>
-        </w:tc>
-        <w:tc>
-          <w:tcPr>
-            <w:tcW w:w="7938" w:type="dxa"/>
-            <w:vAlign w:val="center"/>
-          </w:tcPr>
-          <w:p/>
-          <w:p/>
-          <w:p/>
-          <w:p/>
-          <w:p/>
-          <w:p/>
-          <w:p/>
-        </w:tc>
-      </w:tr>
-      <w:tr>
-        <w:trPr>
-          <w:trHeight w:val="1049"/>
-        </w:trPr>
-        <w:tc>
-          <w:tcPr>
-            <w:tcW w:w="2127" w:type="dxa"/>
-            <w:vAlign w:val="center"/>
-          </w:tcPr>
-          <w:p>
-            <w:pPr>
-              <w:rPr>
-                <w:rFonts w:ascii="Ink Free" w:hAnsi="Ink Free"/>
-                <w:b/>
-                <w:bCs/>
-                <w:sz w:val="24"/>
-                <w:szCs w:val="24"/>
-              </w:rPr>
-            </w:pPr>
-            <w:r>
-              <w:rPr>
-                <w:rFonts w:ascii="Ink Free" w:hAnsi="Ink Free"/>
-                <w:b/>
-                <w:bCs/>
-                <w:sz w:val="24"/>
-                <w:szCs w:val="24"/>
-              </w:rPr>
-              <w:t>Validar</w:t>
-            </w:r>
-            <w:r>
-              <w:rPr>
-                <w:rFonts w:ascii="Ink Free" w:hAnsi="Ink Free"/>
-                <w:sz w:val="24"/>
-                <w:szCs w:val="24"/>
-              </w:rPr>
-              <w:t xml:space="preserve"> la hipòtesi</w:t>
-            </w:r>
-          </w:p>
-        </w:tc>
-        <w:tc>
-          <w:tcPr>
-            <w:tcW w:w="7938" w:type="dxa"/>
-            <w:vAlign w:val="center"/>
-          </w:tcPr>
-          <w:p/>
-          <w:p/>
-          <w:p/>
-          <w:p/>
-          <w:p/>
-          <w:p/>
-          <w:p/>
-        </w:tc>
-      </w:tr>
-      <w:tr>
-        <w:trPr>
-          <w:trHeight w:val="1049"/>
-        </w:trPr>
-        <w:tc>
-          <w:tcPr>
-            <w:tcW w:w="2127" w:type="dxa"/>
-            <w:vAlign w:val="center"/>
-          </w:tcPr>
-          <w:p>
-            <w:pPr>
-              <w:rPr>
-                <w:rFonts w:ascii="Ink Free" w:hAnsi="Ink Free"/>
-                <w:b/>
-                <w:bCs/>
-                <w:sz w:val="24"/>
-                <w:szCs w:val="24"/>
-              </w:rPr>
-            </w:pPr>
-            <w:r>
-              <w:rPr>
-                <w:rFonts w:ascii="Ink Free" w:hAnsi="Ink Free"/>
-                <w:sz w:val="24"/>
-                <w:szCs w:val="24"/>
-              </w:rPr>
-              <w:t>Determinar el</w:t>
-            </w:r>
-            <w:r>
-              <w:rPr>
-                <w:rFonts w:ascii="Ink Free" w:hAnsi="Ink Free"/>
-                <w:b/>
-                <w:bCs/>
-                <w:sz w:val="24"/>
-                <w:szCs w:val="24"/>
-              </w:rPr>
-              <w:t xml:space="preserve"> nivell de confiança </w:t>
-            </w:r>
-            <w:r>
-              <w:rPr>
-                <w:rFonts w:ascii="Ink Free" w:hAnsi="Ink Free"/>
-                <w:sz w:val="24"/>
-                <w:szCs w:val="24"/>
-              </w:rPr>
-              <w:t>d’una hipòtesi</w:t>
-            </w:r>
-          </w:p>
-        </w:tc>
-        <w:tc>
-          <w:tcPr>
-            <w:tcW w:w="7938" w:type="dxa"/>
-            <w:vAlign w:val="center"/>
-          </w:tcPr>
-          <w:p/>
-          <w:p/>
-          <w:p/>
-          <w:p/>
-          <w:p/>
-          <w:p/>
-          <w:p/>
-        </w:tc>
-      </w:tr>
-      <w:tr>
-        <w:trPr>
-          <w:trHeight w:val="1049"/>
-        </w:trPr>
-        <w:tc>
-          <w:tcPr>
-            <w:tcW w:w="2127" w:type="dxa"/>
-            <w:vAlign w:val="center"/>
-          </w:tcPr>
-          <w:p>
-            <w:pPr>
-              <w:rPr>
-                <w:rFonts w:ascii="Ink Free" w:hAnsi="Ink Free"/>
-                <w:b/>
-                <w:bCs/>
-                <w:sz w:val="24"/>
-                <w:szCs w:val="24"/>
-              </w:rPr>
-            </w:pPr>
-            <w:r>
-              <w:rPr>
-                <w:rFonts w:ascii="Ink Free" w:hAnsi="Ink Free"/>
-                <w:sz w:val="24"/>
-                <w:szCs w:val="24"/>
-              </w:rPr>
-              <w:t>Determinar la</w:t>
-            </w:r>
-            <w:r>
-              <w:rPr>
-                <w:rFonts w:ascii="Ink Free" w:hAnsi="Ink Free"/>
-                <w:b/>
-                <w:bCs/>
-                <w:sz w:val="24"/>
-                <w:szCs w:val="24"/>
-              </w:rPr>
-              <w:t xml:space="preserve"> població</w:t>
-            </w:r>
-          </w:p>
-        </w:tc>
-        <w:tc>
-          <w:tcPr>
-            <w:tcW w:w="7938" w:type="dxa"/>
-            <w:vAlign w:val="center"/>
-          </w:tcPr>
-          <w:p/>
-          <w:p/>
-          <w:p/>
-          <w:p/>
-          <w:p/>
-          <w:p/>
-          <w:p/>
-        </w:tc>
-      </w:tr>
-      <w:tr>
-        <w:trPr>
-          <w:trHeight w:val="1049"/>
-        </w:trPr>
-        <w:tc>
-          <w:tcPr>
-            <w:tcW w:w="2127" w:type="dxa"/>
-            <w:vAlign w:val="center"/>
-          </w:tcPr>
-          <w:p>
-            <w:pPr>
-              <w:rPr>
-                <w:rFonts w:ascii="Ink Free" w:hAnsi="Ink Free"/>
-                <w:b/>
-                <w:bCs/>
-                <w:sz w:val="24"/>
-                <w:szCs w:val="24"/>
-              </w:rPr>
-            </w:pPr>
-            <w:r>
-              <w:rPr>
-                <w:rFonts w:ascii="Ink Free" w:hAnsi="Ink Free"/>
-                <w:sz w:val="24"/>
-                <w:szCs w:val="24"/>
-              </w:rPr>
-              <w:t>Definir la</w:t>
-            </w:r>
-            <w:r>
-              <w:rPr>
-                <w:rFonts w:ascii="Ink Free" w:hAnsi="Ink Free"/>
-                <w:b/>
-                <w:bCs/>
-                <w:sz w:val="24"/>
-                <w:szCs w:val="24"/>
-              </w:rPr>
-              <w:t xml:space="preserve"> mostra</w:t>
-            </w:r>
-          </w:p>
-        </w:tc>
-        <w:tc>
-          <w:tcPr>
-            <w:tcW w:w="7938" w:type="dxa"/>
-            <w:vAlign w:val="center"/>
-          </w:tcPr>
-          <w:p/>
-          <w:p/>
-          <w:p/>
-          <w:p/>
-          <w:p/>
-          <w:p/>
-          <w:p/>
-        </w:tc>
-      </w:tr>
-      <w:tr>
-        <w:trPr>
-          <w:trHeight w:val="1049"/>
-        </w:trPr>
-        <w:tc>
-          <w:tcPr>
-            <w:tcW w:w="2127" w:type="dxa"/>
-            <w:vAlign w:val="center"/>
-          </w:tcPr>
-          <w:p>
-            <w:pPr>
-              <w:rPr>
-                <w:rFonts w:ascii="Ink Free" w:hAnsi="Ink Free"/>
-                <w:b/>
-                <w:bCs/>
-                <w:sz w:val="24"/>
-                <w:szCs w:val="24"/>
-              </w:rPr>
-            </w:pPr>
-            <w:r>
-              <w:rPr>
-                <w:rFonts w:ascii="Ink Free" w:hAnsi="Ink Free"/>
-                <w:sz w:val="24"/>
-                <w:szCs w:val="24"/>
-              </w:rPr>
-              <w:t>Escollir la</w:t>
-            </w:r>
-            <w:r>
-              <w:rPr>
-                <w:rFonts w:ascii="Ink Free" w:hAnsi="Ink Free"/>
-                <w:b/>
-                <w:bCs/>
-                <w:sz w:val="24"/>
-                <w:szCs w:val="24"/>
-              </w:rPr>
-              <w:t xml:space="preserve"> grandària de la mostra</w:t>
-            </w:r>
-          </w:p>
-        </w:tc>
-        <w:tc>
-          <w:tcPr>
-            <w:tcW w:w="7938" w:type="dxa"/>
-            <w:vAlign w:val="center"/>
-          </w:tcPr>
-          <w:p/>
-          <w:p/>
-          <w:p/>
-          <w:p/>
-          <w:p/>
-          <w:p/>
-          <w:p/>
-          <w:p/>
-        </w:tc>
-      </w:tr>
-      <w:tr>
-        <w:trPr>
-          <w:trHeight w:val="1049"/>
-        </w:trPr>
-        <w:tc>
-          <w:tcPr>
-            <w:tcW w:w="2127" w:type="dxa"/>
-            <w:vAlign w:val="center"/>
-          </w:tcPr>
-          <w:p>
-            <w:pPr>
-              <w:rPr>
-                <w:rFonts w:ascii="Ink Free" w:hAnsi="Ink Free"/>
-                <w:sz w:val="24"/>
-                <w:szCs w:val="24"/>
-              </w:rPr>
-            </w:pPr>
-            <w:r>
-              <w:rPr>
-                <w:rFonts w:ascii="Ink Free" w:hAnsi="Ink Free"/>
-                <w:b/>
-                <w:bCs/>
-                <w:sz w:val="24"/>
-                <w:szCs w:val="24"/>
-              </w:rPr>
-              <w:lastRenderedPageBreak/>
-              <w:t xml:space="preserve">Recollir </w:t>
-            </w:r>
-            <w:r>
-              <w:rPr>
-                <w:rFonts w:ascii="Ink Free" w:hAnsi="Ink Free"/>
-                <w:sz w:val="24"/>
-                <w:szCs w:val="24"/>
-              </w:rPr>
-              <w:t>dades</w:t>
-            </w:r>
-          </w:p>
-        </w:tc>
-        <w:tc>
-          <w:tcPr>
-            <w:tcW w:w="7938" w:type="dxa"/>
-            <w:vAlign w:val="center"/>
-          </w:tcPr>
-          <w:p/>
-          <w:p/>
-          <w:p/>
-          <w:p/>
-          <w:p/>
-          <w:p/>
-          <w:p/>
-          <w:p/>
-        </w:tc>
-      </w:tr>
-      <w:tr>
-        <w:trPr>
-          <w:trHeight w:val="1049"/>
-        </w:trPr>
-        <w:tc>
-          <w:tcPr>
-            <w:tcW w:w="2127" w:type="dxa"/>
-            <w:vAlign w:val="center"/>
-          </w:tcPr>
-          <w:p>
-            <w:pPr>
-              <w:rPr>
-                <w:rFonts w:ascii="Ink Free" w:hAnsi="Ink Free"/>
-                <w:sz w:val="24"/>
-                <w:szCs w:val="24"/>
-              </w:rPr>
-            </w:pPr>
-            <w:r>
-              <w:rPr>
-                <w:rFonts w:ascii="Ink Free" w:hAnsi="Ink Free"/>
-                <w:b/>
-                <w:bCs/>
-                <w:sz w:val="24"/>
-                <w:szCs w:val="24"/>
-              </w:rPr>
-              <w:t xml:space="preserve">Organitzar </w:t>
-            </w:r>
-            <w:r>
-              <w:rPr>
-                <w:rFonts w:ascii="Ink Free" w:hAnsi="Ink Free"/>
-                <w:sz w:val="24"/>
-                <w:szCs w:val="24"/>
-              </w:rPr>
-              <w:t>les dades</w:t>
-            </w:r>
-          </w:p>
-        </w:tc>
-        <w:tc>
-          <w:tcPr>
-            <w:tcW w:w="7938" w:type="dxa"/>
-            <w:vAlign w:val="center"/>
-          </w:tcPr>
-          <w:p/>
-          <w:p/>
-          <w:p/>
-          <w:p/>
-          <w:p/>
-          <w:p/>
-          <w:p/>
-          <w:p/>
-        </w:tc>
-      </w:tr>
-      <w:tr>
-        <w:trPr>
-          <w:trHeight w:val="1049"/>
-        </w:trPr>
-        <w:tc>
-          <w:tcPr>
-            <w:tcW w:w="2127" w:type="dxa"/>
-            <w:vAlign w:val="center"/>
-          </w:tcPr>
-          <w:p>
-            <w:pPr>
-              <w:rPr>
-                <w:rFonts w:ascii="Ink Free" w:hAnsi="Ink Free"/>
-                <w:sz w:val="24"/>
-                <w:szCs w:val="24"/>
-              </w:rPr>
-            </w:pPr>
-            <w:r>
-              <w:rPr>
-                <w:rFonts w:ascii="Ink Free" w:hAnsi="Ink Free"/>
-                <w:b/>
-                <w:bCs/>
-                <w:sz w:val="24"/>
-                <w:szCs w:val="24"/>
-              </w:rPr>
-              <w:t>Presentar</w:t>
-            </w:r>
-            <w:r>
-              <w:rPr>
-                <w:rFonts w:ascii="Ink Free" w:hAnsi="Ink Free"/>
-                <w:sz w:val="24"/>
-                <w:szCs w:val="24"/>
-              </w:rPr>
-              <w:t xml:space="preserve"> les dades</w:t>
-            </w:r>
-          </w:p>
-        </w:tc>
-        <w:tc>
-          <w:tcPr>
-            <w:tcW w:w="7938" w:type="dxa"/>
-            <w:vAlign w:val="center"/>
-          </w:tcPr>
-          <w:p/>
-          <w:p/>
-          <w:p/>
-          <w:p/>
-          <w:p/>
-          <w:p/>
-          <w:p/>
-          <w:p/>
-        </w:tc>
-      </w:tr>
-      <w:tr>
-        <w:trPr>
-          <w:trHeight w:val="1049"/>
-        </w:trPr>
-        <w:tc>
-          <w:tcPr>
-            <w:tcW w:w="2127" w:type="dxa"/>
-            <w:vAlign w:val="center"/>
-          </w:tcPr>
-          <w:p>
-            <w:pPr>
-              <w:rPr>
-                <w:rFonts w:ascii="Ink Free" w:hAnsi="Ink Free"/>
-                <w:sz w:val="24"/>
-                <w:szCs w:val="24"/>
-              </w:rPr>
-            </w:pPr>
-            <w:r>
-              <w:rPr>
-                <w:rFonts w:ascii="Ink Free" w:hAnsi="Ink Free"/>
-                <w:b/>
-                <w:bCs/>
-                <w:sz w:val="24"/>
-                <w:szCs w:val="24"/>
-              </w:rPr>
-              <w:t>Analitzar</w:t>
-            </w:r>
-            <w:r>
-              <w:rPr>
-                <w:rFonts w:ascii="Ink Free" w:hAnsi="Ink Free"/>
-                <w:sz w:val="24"/>
-                <w:szCs w:val="24"/>
-              </w:rPr>
-              <w:t xml:space="preserve"> les dades</w:t>
-            </w:r>
-          </w:p>
-        </w:tc>
-        <w:tc>
-          <w:tcPr>
-            <w:tcW w:w="7938" w:type="dxa"/>
-            <w:vAlign w:val="center"/>
-          </w:tcPr>
-          <w:p/>
-          <w:p/>
-          <w:p/>
-          <w:p/>
-          <w:p/>
-          <w:p/>
-          <w:p/>
-          <w:p/>
-        </w:tc>
-      </w:tr>
-      <w:tr>
-        <w:trPr>
-          <w:trHeight w:val="1049"/>
-        </w:trPr>
-        <w:tc>
-          <w:tcPr>
-            <w:tcW w:w="2127" w:type="dxa"/>
-            <w:vAlign w:val="center"/>
-          </w:tcPr>
-          <w:p>
-            <w:pPr>
-              <w:rPr>
-                <w:rFonts w:ascii="Ink Free" w:hAnsi="Ink Free"/>
-                <w:sz w:val="24"/>
-                <w:szCs w:val="24"/>
-              </w:rPr>
-            </w:pPr>
-            <w:r>
-              <w:rPr>
-                <w:rFonts w:ascii="Ink Free" w:hAnsi="Ink Free"/>
-                <w:b/>
-                <w:bCs/>
-                <w:sz w:val="24"/>
-                <w:szCs w:val="24"/>
-              </w:rPr>
-              <w:t xml:space="preserve">Interpretar </w:t>
-            </w:r>
-            <w:r>
-              <w:rPr>
-                <w:rFonts w:ascii="Ink Free" w:hAnsi="Ink Free"/>
-                <w:sz w:val="24"/>
-                <w:szCs w:val="24"/>
-              </w:rPr>
-              <w:t>les dades</w:t>
-            </w:r>
-          </w:p>
-        </w:tc>
-        <w:tc>
-          <w:tcPr>
-            <w:tcW w:w="7938" w:type="dxa"/>
-            <w:vAlign w:val="center"/>
-          </w:tcPr>
-          <w:p/>
-          <w:p/>
-          <w:p/>
-          <w:p/>
-          <w:p/>
-          <w:p/>
-          <w:p/>
-        </w:tc>
-      </w:tr>
-    </w:tbl>
-    <w:p>
-      <w:pPr>
-        <w:spacing w:before="240" w:after="0"/>
-        <w:jc w:val="center"/>
-        <w:rPr>
-          <w:i/>
-          <w:iCs/>
-        </w:rPr>
-      </w:pPr>
-      <w:r>
-        <w:rPr>
-          <w:i/>
-          <w:iCs/>
-          <w:noProof/>
-        </w:rPr>
-        <w:drawing>
-          <wp:anchor distT="0" distB="0" distL="114300" distR="114300" simplePos="0" relativeHeight="251698176" behindDoc="1" locked="0" layoutInCell="1" allowOverlap="1" wp14:anchorId="66B7DF59" wp14:editId="3C7CFFCD">
-            <wp:simplePos x="0" y="0"/>
-            <wp:positionH relativeFrom="margin">
-              <wp:posOffset>-92801</wp:posOffset>
-            </wp:positionH>
-            <wp:positionV relativeFrom="paragraph">
-              <wp:posOffset>-7097577</wp:posOffset>
-            </wp:positionV>
-            <wp:extent cx="6704330" cy="7829550"/>
-            <wp:effectExtent l="0" t="0" r="1270" b="0"/>
-            <wp:wrapNone/>
-            <wp:docPr id="923697946" name="Picture 3" descr="A white screen with black border&#10;&#10;AI-generated content may be incorrect."/>
-            <wp:cNvGraphicFramePr>
-              <a:graphicFrameLocks xmlns:a="http://schemas.openxmlformats.org/drawingml/2006/main" noChangeAspect="1"/>
-            </wp:cNvGraphicFramePr>
-            <a:graphic xmlns:a="http://schemas.openxmlformats.org/drawingml/2006/main">
-              <a:graphicData uri="http://schemas.openxmlformats.org/drawingml/2006/picture">
-                <pic:pic xmlns:pic="http://schemas.openxmlformats.org/drawingml/2006/picture">
-                  <pic:nvPicPr>
-                    <pic:cNvPr id="600738671" name="Picture 3" descr="A white screen with black border&#10;&#10;AI-generated content may be incorrect."/>
-                    <pic:cNvPicPr>
-                      <a:picLocks noChangeAspect="1" noChangeArrowheads="1"/>
-                    </pic:cNvPicPr>
-                  </pic:nvPicPr>
-                  <pic:blipFill>
-                    <a:blip r:embed="rId13">
-                      <a:alphaModFix amt="85000"/>
-                      <a:extLst>
-                        <a:ext uri="{28A0092B-C50C-407E-A947-70E740481C1C}">
-                          <a14:useLocalDpi xmlns:a14="http://schemas.microsoft.com/office/drawing/2010/main" val="0"/>
-                        </a:ext>
-                      </a:extLst>
-                    </a:blip>
-                    <a:srcRect/>
-                    <a:stretch>
-                      <a:fillRect/>
-                    </a:stretch>
-                  </pic:blipFill>
-                  <pic:spPr bwMode="auto">
-                    <a:xfrm>
-                      <a:off x="0" y="0"/>
-                      <a:ext cx="6704330" cy="7829550"/>
-                    </a:xfrm>
-                    <a:prstGeom prst="rect">
-                      <a:avLst/>
-                    </a:prstGeom>
-                    <a:noFill/>
-                    <a:ln>
-                      <a:noFill/>
-                    </a:ln>
-                  </pic:spPr>
-                </pic:pic>
-              </a:graphicData>
-            </a:graphic>
-            <wp14:sizeRelH relativeFrom="page">
-              <wp14:pctWidth>0</wp14:pctWidth>
-            </wp14:sizeRelH>
-            <wp14:sizeRelV relativeFrom="page">
-              <wp14:pctHeight>0</wp14:pctHeight>
-            </wp14:sizeRelV>
-          </wp:anchor>
-        </w:drawing>
-      </w:r>
-    </w:p>
-    <w:p>
-      <w:pPr>
-        <w:spacing w:before="240" w:after="0"/>
-        <w:jc w:val="center"/>
-        <w:rPr>
-          <w:i/>
-          <w:iCs/>
-        </w:rPr>
-      </w:pPr>
-    </w:p>
-    <w:p>
-      <w:pPr>
-        <w:spacing w:before="240" w:after="0"/>
-        <w:jc w:val="center"/>
-        <w:rPr>
-          <w:i/>
-          <w:iCs/>
-        </w:rPr>
-      </w:pPr>
-      <w:r>
-        <w:rPr>
-          <w:i/>
-          <w:iCs/>
-        </w:rPr>
-        <w:t>Assegur</w:t>
-      </w:r>
-      <w:r>
-        <w:rPr>
-          <w:i/>
-          <w:iCs/>
-        </w:rPr>
-        <w:t>eu-vos</w:t>
-      </w:r>
-      <w:r>
-        <w:rPr>
-          <w:i/>
-          <w:iCs/>
-        </w:rPr>
-        <w:t xml:space="preserve"> d’utilitzar el vocabulari anterior. Sempre que utilitz</w:t>
-      </w:r>
-      <w:r>
-        <w:rPr>
-          <w:i/>
-          <w:iCs/>
-        </w:rPr>
-        <w:t xml:space="preserve">eu </w:t>
-      </w:r>
-      <w:r>
-        <w:rPr>
-          <w:i/>
-          <w:iCs/>
-        </w:rPr>
-        <w:t xml:space="preserve">un dels conceptes claus </w:t>
-      </w:r>
-      <w:r>
-        <w:rPr>
-          <w:i/>
-          <w:iCs/>
-          <w:highlight w:val="lightGray"/>
-        </w:rPr>
-        <w:t>subratlleu-lo</w:t>
-      </w:r>
-      <w:r>
-        <w:rPr>
-          <w:i/>
-          <w:iCs/>
-        </w:rPr>
-        <w:t>!</w:t>
-      </w:r>
-    </w:p>
-    <w:p>
-      <w:pPr>
-        <w:jc w:val="center"/>
-        <w:rPr>
-          <w:rFonts w:ascii="Arial Nova" w:eastAsia="Century" w:hAnsi="Arial Nova" w:cs="Century"/>
-          <w:color w:val="434343"/>
-          <w:sz w:val="24"/>
-          <w:szCs w:val="24"/>
-        </w:rPr>
-      </w:pPr>
-    </w:p>
-    <w:p>
-      <w:pPr>
-        <w:jc w:val="center"/>
-        <w:rPr>
-          <w:rFonts w:ascii="Arial Nova" w:eastAsia="Century" w:hAnsi="Arial Nova" w:cs="Century"/>
-          <w:color w:val="434343"/>
-          <w:sz w:val="24"/>
-          <w:szCs w:val="24"/>
-        </w:rPr>
-      </w:pPr>
-    </w:p>
-    <w:p>
-      <w:pPr>
-        <w:jc w:val="center"/>
-        <w:rPr>
-          <w:rFonts w:ascii="Arial Nova" w:eastAsia="Century" w:hAnsi="Arial Nova" w:cs="Century"/>
-          <w:color w:val="434343"/>
-          <w:sz w:val="24"/>
-          <w:szCs w:val="24"/>
-        </w:rPr>
-      </w:pPr>
-    </w:p>
     <w:sectPr>
-      <w:headerReference w:type="even" r:id="rId14"/>
-      <w:headerReference w:type="default" r:id="rId15"/>
-      <w:footerReference w:type="even" r:id="rId16"/>
-      <w:footerReference w:type="default" r:id="rId17"/>
-      <w:headerReference w:type="first" r:id="rId18"/>
-      <w:footerReference w:type="first" r:id="rId19"/>
+      <w:headerReference w:type="even" r:id="rId13"/>
+      <w:headerReference w:type="default" r:id="rId14"/>
+      <w:footerReference w:type="even" r:id="rId15"/>
+      <w:footerReference w:type="default" r:id="rId16"/>
+      <w:headerReference w:type="first" r:id="rId17"/>
+      <w:footerReference w:type="first" r:id="rId18"/>
       <w:pgSz w:w="11906" w:h="16838"/>
       <w:pgMar w:top="720" w:right="720" w:bottom="720" w:left="720" w:header="680" w:footer="709" w:gutter="0"/>
       <w:pgNumType w:start="1"/>
@@ -3408,7 +2517,6 @@
         <w:docPartUnique/>
       </w:docPartObj>
     </w:sdtPr>
-    <w:sdtEndPr/>
     <w:sdtContent>
       <w:p>
         <w:pPr>

--- a/REI-Recogida-de-datos/01 - Fase 1 - Informe grupal.docx
+++ b/REI-Recogida-de-datos/01 - Fase 1 - Informe grupal.docx
@@ -2517,6 +2517,7 @@
         <w:docPartUnique/>
       </w:docPartObj>
     </w:sdtPr>
+    <w:sdtEndPr/>
     <w:sdtContent>
       <w:p>
         <w:pPr>
@@ -2586,6 +2587,84 @@
         <w:color w:val="000000"/>
       </w:rPr>
     </w:pPr>
+    <w:r>
+      <w:rPr>
+        <w:noProof/>
+      </w:rPr>
+      <w:drawing>
+        <wp:anchor distT="0" distB="0" distL="114300" distR="114300" simplePos="0" relativeHeight="251668480" behindDoc="0" locked="0" layoutInCell="1" allowOverlap="1" wp14:anchorId="4935C112" wp14:editId="2E3CA9D4">
+          <wp:simplePos x="0" y="0"/>
+          <wp:positionH relativeFrom="column">
+            <wp:posOffset>0</wp:posOffset>
+          </wp:positionH>
+          <wp:positionV relativeFrom="paragraph">
+            <wp:posOffset>0</wp:posOffset>
+          </wp:positionV>
+          <wp:extent cx="2092960" cy="556895"/>
+          <wp:effectExtent l="0" t="0" r="2540" b="0"/>
+          <wp:wrapNone/>
+          <wp:docPr id="616438139" name="Picture 2" descr="A grey square with white text&#10;&#10;AI-generated content may be incorrect.">
+            <a:extLst xmlns:a="http://schemas.openxmlformats.org/drawingml/2006/main">
+              <a:ext uri="{FF2B5EF4-FFF2-40B4-BE49-F238E27FC236}">
+                <a16:creationId xmlns:a16="http://schemas.microsoft.com/office/drawing/2014/main" id="{2ADF4236-C311-988C-1EAF-F33444BF8989}"/>
+              </a:ext>
+            </a:extLst>
+          </wp:docPr>
+          <wp:cNvGraphicFramePr>
+            <a:graphicFrameLocks xmlns:a="http://schemas.openxmlformats.org/drawingml/2006/main" noChangeAspect="1"/>
+          </wp:cNvGraphicFramePr>
+          <a:graphic xmlns:a="http://schemas.openxmlformats.org/drawingml/2006/main">
+            <a:graphicData uri="http://schemas.openxmlformats.org/drawingml/2006/picture">
+              <pic:pic xmlns:pic="http://schemas.openxmlformats.org/drawingml/2006/picture">
+                <pic:nvPicPr>
+                  <pic:cNvPr id="1026" name="Picture 2" descr="A grey square with white text&#10;&#10;AI-generated content may be incorrect.">
+                    <a:extLst>
+                      <a:ext uri="{FF2B5EF4-FFF2-40B4-BE49-F238E27FC236}">
+                        <a16:creationId xmlns:a16="http://schemas.microsoft.com/office/drawing/2014/main" id="{2ADF4236-C311-988C-1EAF-F33444BF8989}"/>
+                      </a:ext>
+                    </a:extLst>
+                  </pic:cNvPr>
+                  <pic:cNvPicPr>
+                    <a:picLocks noChangeAspect="1"/>
+                  </pic:cNvPicPr>
+                </pic:nvPicPr>
+                <pic:blipFill rotWithShape="1">
+                  <a:blip r:embed="rId1">
+                    <a:extLst>
+                      <a:ext uri="{28A0092B-C50C-407E-A947-70E740481C1C}">
+                        <a14:useLocalDpi xmlns:a14="http://schemas.microsoft.com/office/drawing/2010/main" val="0"/>
+                      </a:ext>
+                    </a:extLst>
+                  </a:blip>
+                  <a:srcRect r="18171" b="16231"/>
+                  <a:stretch>
+                    <a:fillRect/>
+                  </a:stretch>
+                </pic:blipFill>
+                <pic:spPr bwMode="auto">
+                  <a:xfrm>
+                    <a:off x="0" y="0"/>
+                    <a:ext cx="2092960" cy="556895"/>
+                  </a:xfrm>
+                  <a:prstGeom prst="rect">
+                    <a:avLst/>
+                  </a:prstGeom>
+                  <a:noFill/>
+                  <a:ln>
+                    <a:noFill/>
+                  </a:ln>
+                  <a:extLst>
+                    <a:ext uri="{53640926-AAD7-44D8-BBD7-CCE9431645EC}">
+                      <a14:shadowObscured xmlns:a14="http://schemas.microsoft.com/office/drawing/2010/main"/>
+                    </a:ext>
+                  </a:extLst>
+                </pic:spPr>
+              </pic:pic>
+            </a:graphicData>
+          </a:graphic>
+        </wp:anchor>
+      </w:drawing>
+    </w:r>
   </w:p>
 </w:ftr>
 </file>
